--- a/backend/templates/nos_autos_cumulado.docx
+++ b/backend/templates/nos_autos_cumulado.docx
@@ -17,7 +17,15 @@
           <w:b/>
           <w:bCs/>
         </w:rPr>
-        <w:t xml:space="preserve">JUIZ(A) DE DIREITO DA </w:t>
+        <w:t>AO JUÍZO</w:t>
+      </w:r>
+      <w:r>
+        <w:rPr>
+          <w:rFonts w:ascii="Garamond" w:hAnsi="Garamond"/>
+          <w:b/>
+          <w:bCs/>
+        </w:rPr>
+        <w:t xml:space="preserve"> DA </w:t>
       </w:r>
       <w:r>
         <w:rPr>
